--- a/实验5-面向对象设计-案例设计二.docx
+++ b/实验5-面向对象设计-案例设计二.docx
@@ -36,6 +36,12 @@
             <w:insideH w:val="single" w:color="auto" w:sz="4" w:space="0"/>
             <w:insideV w:val="single" w:color="auto" w:sz="4" w:space="0"/>
           </w:tblBorders>
+          <w:tblCellMar>
+            <w:top w:w="0" w:type="dxa"/>
+            <w:left w:w="108" w:type="dxa"/>
+            <w:bottom w:w="0" w:type="dxa"/>
+            <w:right w:w="108" w:type="dxa"/>
+          </w:tblCellMar>
         </w:tblPrEx>
         <w:tc>
           <w:tcPr>
@@ -263,6 +269,8 @@
               </w:rPr>
               <w:t>：实现BinaryOperation及其子类。其类图表示如下：</w:t>
             </w:r>
+            <w:bookmarkStart w:id="0" w:name="_GoBack"/>
+            <w:bookmarkEnd w:id="0"/>
           </w:p>
           <w:p>
             <w:pPr>
@@ -627,15 +635,18 @@
                   <w:insideH w:val="single" w:color="auto" w:sz="4" w:space="0"/>
                   <w:insideV w:val="single" w:color="auto" w:sz="4" w:space="0"/>
                 </w:tblBorders>
+                <w:tblCellMar>
+                  <w:top w:w="0" w:type="dxa"/>
+                  <w:left w:w="108" w:type="dxa"/>
+                  <w:bottom w:w="0" w:type="dxa"/>
+                  <w:right w:w="108" w:type="dxa"/>
+                </w:tblCellMar>
               </w:tblPrEx>
               <w:tc>
                 <w:tcPr>
                   <w:tcW w:w="10259" w:type="dxa"/>
                 </w:tcPr>
                 <w:p>
-                  <w:pPr>
-                    <w:rPr/>
-                  </w:pPr>
                   <w:r>
                     <w:rPr>
                       <w:rFonts w:hint="default"/>
@@ -1271,7 +1282,6 @@
                 <w:p>
                   <w:pPr>
                     <w:spacing w:after="120"/>
-                    <w:rPr/>
                   </w:pPr>
                   <w:r>
                     <w:rPr>
@@ -1620,6 +1630,12 @@
                   <w:insideH w:val="single" w:color="auto" w:sz="4" w:space="0"/>
                   <w:insideV w:val="single" w:color="auto" w:sz="4" w:space="0"/>
                 </w:tblBorders>
+                <w:tblCellMar>
+                  <w:top w:w="0" w:type="dxa"/>
+                  <w:left w:w="108" w:type="dxa"/>
+                  <w:bottom w:w="0" w:type="dxa"/>
+                  <w:right w:w="108" w:type="dxa"/>
+                </w:tblCellMar>
               </w:tblPrEx>
               <w:tc>
                 <w:tcPr>
@@ -1628,7 +1644,6 @@
                 <w:p>
                   <w:pPr>
                     <w:spacing w:after="120"/>
-                    <w:rPr/>
                   </w:pPr>
                   <w:r>
                     <w:rPr>
@@ -3142,12 +3157,6 @@
                   <w:insideH w:val="single" w:color="auto" w:sz="4" w:space="0"/>
                   <w:insideV w:val="single" w:color="auto" w:sz="4" w:space="0"/>
                 </w:tblBorders>
-                <w:tblCellMar>
-                  <w:top w:w="0" w:type="dxa"/>
-                  <w:left w:w="108" w:type="dxa"/>
-                  <w:bottom w:w="0" w:type="dxa"/>
-                  <w:right w:w="108" w:type="dxa"/>
-                </w:tblCellMar>
               </w:tblPrEx>
               <w:tc>
                 <w:tcPr>
@@ -3187,8 +3196,6 @@
                     </w:rPr>
                     <w:t xml:space="preserve">    Random random = new Random();</w:t>
                   </w:r>
-                  <w:bookmarkStart w:id="0" w:name="_GoBack"/>
-                  <w:bookmarkEnd w:id="0"/>
                   <w:r>
                     <w:rPr>
                       <w:rFonts w:hint="default"/>
